--- a/public/resume/chanaka-de-silva-resume.docx
+++ b/public/resume/chanaka-de-silva-resume.docx
@@ -903,47 +903,47 @@
           <w:sz w:val="20"/>
           <w:szCs w:val="20"/>
         </w:rPr>
-        <w:t xml:space="preserve">Architected and built an end-to-end AI document-processing platform covering secure invoice upload, queued AI extraction (OpenAI), business-rule validation, human-in-the-loop review, and approval with a complete audit trail.</w:t>
-      </w:r>
-    </w:p>
-    <w:p>
-      <w:pPr>
-        <w:spacing w:before="0" w:after="24" w:line="240" w:lineRule="auto"/>
-        <w:ind w:left="340" w:hanging="200"/>
-      </w:pPr>
-      <w:r>
-        <w:rPr>
-          <w:sz w:val="20"/>
-          <w:szCs w:val="20"/>
-        </w:rPr>
-        <w:t xml:space="preserve">•  </w:t>
-      </w:r>
-      <w:r>
-        <w:rPr>
-          <w:sz w:val="20"/>
-          <w:szCs w:val="20"/>
-        </w:rPr>
-        <w:t xml:space="preserve">Backend in Python/FastAPI — 26 REST endpoints backed by 98 automated tests — with PostgreSQL, Redis-backed workers, JWT authentication, and a React frontend; deployed via Docker, Kubernetes manifests, and Terraform, with CI via GitHub Actions.</w:t>
-      </w:r>
-    </w:p>
-    <w:p>
-      <w:pPr>
-        <w:spacing w:before="0" w:after="24" w:line="240" w:lineRule="auto"/>
-        <w:ind w:left="340" w:hanging="200"/>
-      </w:pPr>
-      <w:r>
-        <w:rPr>
-          <w:sz w:val="20"/>
-          <w:szCs w:val="20"/>
-        </w:rPr>
-        <w:t xml:space="preserve">•  </w:t>
-      </w:r>
-      <w:r>
-        <w:rPr>
-          <w:sz w:val="20"/>
-          <w:szCs w:val="20"/>
-        </w:rPr>
-        <w:t xml:space="preserve">Production-grade engineering: strict extraction schemas with prompt versioning, per-provider token usage and cost tracking, SHA-256 duplicate-upload guard, short-lived signed download URLs, rate limiting, and organization-scoped S3-compatible storage.</w:t>
+        <w:t xml:space="preserve">Architected and built an end-to-end AI document-processing platform covering secure invoice upload, queued AI extraction (OpenAI), business-rule validation, human-in-the-loop review, approval with a complete audit trail, pgvector similar-invoice search, plus an MCP server and an in-app tool-calling AI assistant over shared tenant-scoped read-only tools.</w:t>
+      </w:r>
+    </w:p>
+    <w:p>
+      <w:pPr>
+        <w:spacing w:before="0" w:after="24" w:line="240" w:lineRule="auto"/>
+        <w:ind w:left="340" w:hanging="200"/>
+      </w:pPr>
+      <w:r>
+        <w:rPr>
+          <w:sz w:val="20"/>
+          <w:szCs w:val="20"/>
+        </w:rPr>
+        <w:t xml:space="preserve">•  </w:t>
+      </w:r>
+      <w:r>
+        <w:rPr>
+          <w:sz w:val="20"/>
+          <w:szCs w:val="20"/>
+        </w:rPr>
+        <w:t xml:space="preserve">Backend in Python/FastAPI — 30 REST endpoints backed by 154 automated tests — with PostgreSQL + pgvector (HNSW), Redis-backed workers, JWT authentication, and a React frontend; deployed via Docker, Kubernetes manifests, and Terraform, with CI via GitHub Actions.</w:t>
+      </w:r>
+    </w:p>
+    <w:p>
+      <w:pPr>
+        <w:spacing w:before="0" w:after="24" w:line="240" w:lineRule="auto"/>
+        <w:ind w:left="340" w:hanging="200"/>
+      </w:pPr>
+      <w:r>
+        <w:rPr>
+          <w:sz w:val="20"/>
+          <w:szCs w:val="20"/>
+        </w:rPr>
+        <w:t xml:space="preserve">•  </w:t>
+      </w:r>
+      <w:r>
+        <w:rPr>
+          <w:sz w:val="20"/>
+          <w:szCs w:val="20"/>
+        </w:rPr>
+        <w:t xml:space="preserve">Production-grade engineering: strict extraction schemas with prompt versioning, token/cost tracking, SHA-256 duplicate-upload guard, signed URLs, rate limiting, and tenant-scoped S3 storage.</w:t>
       </w:r>
     </w:p>
     <w:p>
